--- a/Visualization/Network_analysis/Homework.docx
+++ b/Visualization/Network_analysis/Homework.docx
@@ -3,12 +3,19 @@
 <w:document xmlns:wpc="http://schemas.microsoft.com/office/word/2010/wordprocessingCanvas" xmlns:cx="http://schemas.microsoft.com/office/drawing/2014/chartex" xmlns:cx1="http://schemas.microsoft.com/office/drawing/2015/9/8/chartex" xmlns:cx2="http://schemas.microsoft.com/office/drawing/2015/10/21/chartex" xmlns:cx3="http://schemas.microsoft.com/office/drawing/2016/5/9/chartex" xmlns:cx4="http://schemas.microsoft.com/office/drawing/2016/5/10/chartex" xmlns:cx5="http://schemas.microsoft.com/office/drawing/2016/5/11/chartex" xmlns:cx6="http://schemas.microsoft.com/office/drawing/2016/5/12/chartex" xmlns:cx7="http://schemas.microsoft.com/office/drawing/2016/5/13/chartex" xmlns:cx8="http://schemas.microsoft.com/office/drawing/2016/5/14/chartex" xmlns:mc="http://schemas.openxmlformats.org/markup-compatibility/2006" xmlns:aink="http://schemas.microsoft.com/office/drawing/2016/ink" xmlns:am3d="http://schemas.microsoft.com/office/drawing/2017/model3d" xmlns:o="urn:schemas-microsoft-com:office:office" xmlns:oel="http://schemas.microsoft.com/office/2019/extlst" xmlns:r="http://schemas.openxmlformats.org/officeDocument/2006/relationships" xmlns:m="http://schemas.openxmlformats.org/officeDocument/2006/math" xmlns:v="urn:schemas-microsoft-com:vml" xmlns:wp14="http://schemas.microsoft.com/office/word/2010/wordprocessingDrawing" xmlns:wp="http://schemas.openxmlformats.org/drawingml/2006/wordprocessingDrawing" xmlns:w10="urn:schemas-microsoft-com:office:word" xmlns:w="http://schemas.openxmlformats.org/wordprocessingml/2006/main" xmlns:w14="http://schemas.microsoft.com/office/word/2010/wordml" xmlns:w15="http://schemas.microsoft.com/office/word/2012/wordml" xmlns:w16cex="http://schemas.microsoft.com/office/word/2018/wordml/cex" xmlns:w16cid="http://schemas.microsoft.com/office/word/2016/wordml/cid" xmlns:w16="http://schemas.microsoft.com/office/word/2018/wordml" xmlns:w16du="http://schemas.microsoft.com/office/word/2023/wordml/word16du" xmlns:w16sdtdh="http://schemas.microsoft.com/office/word/2020/wordml/sdtdatahash" xmlns:w16sdtfl="http://schemas.microsoft.com/office/word/2024/wordml/sdtformatlock" xmlns:w16se="http://schemas.microsoft.com/office/word/2015/wordml/symex" xmlns:wpg="http://schemas.microsoft.com/office/word/2010/wordprocessingGroup" xmlns:wpi="http://schemas.microsoft.com/office/word/2010/wordprocessingInk" xmlns:wne="http://schemas.microsoft.com/office/word/2006/wordml" xmlns:wps="http://schemas.microsoft.com/office/word/2010/wordprocessingShape" mc:Ignorable="w14 w15 w16se w16cid w16 w16cex w16sdtdh w16sdtfl w16du wp14">
   <w:body>
     <w:p>
-      <w:r>
+      <w:pPr>
+        <w:jc w:val="center"/>
+      </w:pPr>
+      <w:r>
+        <w:rPr>
+          <w:rFonts w:cs="Cordia New"/>
+          <w:cs/>
+        </w:rPr>
         <w:drawing>
-          <wp:inline distT="0" distB="0" distL="0" distR="0" wp14:anchorId="3C50AE47" wp14:editId="35CCCE90">
-            <wp:extent cx="5943600" cy="2697480"/>
-            <wp:effectExtent l="0" t="0" r="0" b="7620"/>
-            <wp:docPr id="712040310" name="Picture 1"/>
+          <wp:inline distT="0" distB="0" distL="0" distR="0" wp14:anchorId="49CFC59F" wp14:editId="3FF66DDA">
+            <wp:extent cx="4800600" cy="2770603"/>
+            <wp:effectExtent l="0" t="0" r="0" b="0"/>
+            <wp:docPr id="1016439318" name="Picture 1"/>
             <wp:cNvGraphicFramePr>
               <a:graphicFrameLocks xmlns:a="http://schemas.openxmlformats.org/drawingml/2006/main" noChangeAspect="1"/>
             </wp:cNvGraphicFramePr>
@@ -16,7 +23,7 @@
               <a:graphicData uri="http://schemas.openxmlformats.org/drawingml/2006/picture">
                 <pic:pic xmlns:pic="http://schemas.openxmlformats.org/drawingml/2006/picture">
                   <pic:nvPicPr>
-                    <pic:cNvPr id="712040310" name=""/>
+                    <pic:cNvPr id="1016439318" name=""/>
                     <pic:cNvPicPr/>
                   </pic:nvPicPr>
                   <pic:blipFill>
@@ -28,7 +35,7 @@
                   <pic:spPr>
                     <a:xfrm>
                       <a:off x="0" y="0"/>
-                      <a:ext cx="5943600" cy="2697480"/>
+                      <a:ext cx="4805098" cy="2773199"/>
                     </a:xfrm>
                     <a:prstGeom prst="rect">
                       <a:avLst/>
@@ -308,7 +315,21 @@
           <w:rFonts w:hint="cs"/>
           <w:cs/>
         </w:rPr>
-        <w:t>มักเป็นส่วนประกอบของอาหารจารหลักเช่น เกลือ หรือ เนื้อ หรือ ผัก</w:t>
+        <w:t>มักเป็นส่วนประกอบของอาหารจารหลัก</w:t>
+      </w:r>
+      <w:r>
+        <w:rPr>
+          <w:rFonts w:hint="cs"/>
+          <w:cs/>
+        </w:rPr>
+        <w:t xml:space="preserve"> หรือ อาหารคาว </w:t>
+      </w:r>
+      <w:r>
+        <w:rPr>
+          <w:rFonts w:hint="cs"/>
+          <w:cs/>
+        </w:rPr>
+        <w:t>เช่น เกลือ หรือ เนื้อ หรือ ผัก</w:t>
       </w:r>
       <w:r>
         <w:t xml:space="preserve">, </w:t>
@@ -345,10 +366,24 @@
           <w:rFonts w:hint="cs"/>
           <w:cs/>
         </w:rPr>
-        <w:t>เป็นวัตถุดิบที่เป็นส่วนประกอบของอาหารทั้งอง</w:t>
+        <w:t>เป็นวัตถุดิบที่เป็นส่วนประกอบของอาหารทั้ง</w:t>
+      </w:r>
+      <w:r>
+        <w:rPr>
+          <w:rFonts w:hint="cs"/>
+          <w:cs/>
+        </w:rPr>
+        <w:t>สอง</w:t>
       </w:r>
       <w:r>
         <w:t xml:space="preserve"> community </w:t>
+      </w:r>
+      <w:r>
+        <w:rPr>
+          <w:rFonts w:hint="cs"/>
+          <w:cs/>
+        </w:rPr>
+        <w:t>ก่อนหน้า และมักเปนเครื่องปรุง</w:t>
       </w:r>
       <w:r>
         <w:rPr>
